--- a/Tài Liệu/SCI_SE_06.ProjectDataBase.docx
+++ b/Tài Liệu/SCI_SE_06.ProjectDataBase.docx
@@ -1518,7 +1518,7 @@
                 <w:szCs w:val="26"/>
                 <w:lang w:val="vi-VN"/>
               </w:rPr>
-              <w:t>17</w:t>
+              <w:t>10</w:t>
             </w:r>
             <w:r>
               <w:rPr>
@@ -3189,16 +3189,7 @@
                 <w:szCs w:val="26"/>
                 <w:lang w:val="vi-VN"/>
               </w:rPr>
-              <w:t xml:space="preserve">Trần Thị Mai </w:t>
-            </w:r>
-            <w:r>
-              <w:rPr>
-                <w:rFonts w:ascii="Times New Roman" w:hAnsi="Times New Roman" w:cs="Times New Roman"/>
-                <w:sz w:val="26"/>
-                <w:szCs w:val="26"/>
-                <w:lang w:val="vi-VN"/>
-              </w:rPr>
-              <w:t>Yên, Phạm Đình Vân Ly</w:t>
+              <w:t>Phan Thị Lệ Thi, Huỳnh Thị Vy</w:t>
             </w:r>
           </w:p>
         </w:tc>
@@ -3514,7 +3505,7 @@
                 <w:szCs w:val="26"/>
                 <w:lang w:val="vi-VN"/>
               </w:rPr>
-              <w:t>Trần Thị Mai Yên</w:t>
+              <w:t>Phan Thị Lệ Thi</w:t>
             </w:r>
           </w:p>
         </w:tc>
@@ -3663,8 +3654,10 @@
                 <w:szCs w:val="26"/>
                 <w:lang w:val="vi-VN"/>
               </w:rPr>
-              <w:t>Phạm Đình Vân Ly</w:t>
-            </w:r>
+              <w:t>Huỳnh Thị Vy</w:t>
+            </w:r>
+            <w:bookmarkStart w:id="0" w:name="_GoBack"/>
+            <w:bookmarkEnd w:id="0"/>
           </w:p>
         </w:tc>
         <w:tc>
@@ -6073,7 +6066,8 @@
     <w:sdt>
       <w:sdtPr>
         <w:rPr>
-          <w:rFonts w:ascii="Times New Roman" w:hAnsi="Times New Roman" w:cs="Times New Roman"/>
+          <w:rFonts w:ascii="Times New Roman" w:eastAsiaTheme="minorHAnsi" w:hAnsi="Times New Roman" w:cs="Times New Roman"/>
+          <w:color w:val="auto"/>
           <w:sz w:val="26"/>
           <w:szCs w:val="26"/>
         </w:rPr>
@@ -6085,11 +6079,9 @@
       </w:sdtPr>
       <w:sdtEndPr>
         <w:rPr>
-          <w:rFonts w:eastAsiaTheme="minorHAnsi"/>
           <w:b/>
           <w:bCs/>
           <w:noProof/>
-          <w:color w:val="auto"/>
         </w:rPr>
       </w:sdtEndPr>
       <w:sdtContent>
@@ -6761,8 +6753,6 @@
           <w:docGrid w:linePitch="360"/>
         </w:sectPr>
       </w:pPr>
-      <w:bookmarkStart w:id="0" w:name="_GoBack"/>
-      <w:bookmarkEnd w:id="0"/>
     </w:p>
     <w:p>
       <w:pPr>
@@ -45804,9 +45794,10 @@
         <w:rPr>
           <w:rFonts w:ascii="Times New Roman" w:hAnsi="Times New Roman" w:cs="Times New Roman"/>
           <w:b/>
+          <w:noProof/>
           <w:sz w:val="26"/>
           <w:szCs w:val="26"/>
-          <w:lang w:val="vi-VN"/>
+          <w:lang w:val="vi-VN" w:eastAsia="vi-VN"/>
         </w:rPr>
         <w:drawing>
           <wp:inline distT="0" distB="0" distL="0" distR="0" wp14:anchorId="5BA2EBAE" wp14:editId="125A701E">
@@ -46107,7 +46098,7 @@
         <w:sz w:val="26"/>
         <w:szCs w:val="26"/>
       </w:rPr>
-      <w:t>9</w:t>
+      <w:t>21</w:t>
     </w:r>
     <w:r>
       <w:rPr>
@@ -46237,6 +46228,7 @@
         <w:dataBinding w:prefixMappings="xmlns:ns0='http://schemas.openxmlformats.org/package/2006/metadata/core-properties' xmlns:ns1='http://purl.org/dc/elements/1.1/'" w:xpath="/ns0:coreProperties[1]/ns1:title[1]" w:storeItemID="{6C3C8BC8-F283-45AE-878A-BAB7291924A1}"/>
         <w:text/>
       </w:sdtPr>
+      <w:sdtEndPr/>
       <w:sdtContent>
         <w:r>
           <w:rPr>
@@ -48018,7 +48010,7 @@
 </file>
 
 <file path=customXml/itemProps1.xml><?xml version="1.0" encoding="utf-8"?>
-<ds:datastoreItem xmlns:ds="http://schemas.openxmlformats.org/officeDocument/2006/customXml" ds:itemID="{34C55D04-4582-4B83-A46C-79F698ABF12B}">
+<ds:datastoreItem xmlns:ds="http://schemas.openxmlformats.org/officeDocument/2006/customXml" ds:itemID="{29C9325A-6BA5-4F16-B1B6-DE741FE4C77E}">
   <ds:schemaRefs>
     <ds:schemaRef ds:uri="http://schemas.openxmlformats.org/officeDocument/2006/bibliography"/>
   </ds:schemaRefs>

--- a/Tài Liệu/SCI_SE_06.ProjectDataBase.docx
+++ b/Tài Liệu/SCI_SE_06.ProjectDataBase.docx
@@ -3656,8 +3656,6 @@
               </w:rPr>
               <w:t>Huỳnh Thị Vy</w:t>
             </w:r>
-            <w:bookmarkStart w:id="0" w:name="_GoBack"/>
-            <w:bookmarkEnd w:id="0"/>
           </w:p>
         </w:tc>
         <w:tc>
@@ -6771,7 +6769,7 @@
           <w:lang w:val="vi-VN"/>
         </w:rPr>
       </w:pPr>
-      <w:bookmarkStart w:id="1" w:name="_Toc227364713"/>
+      <w:bookmarkStart w:id="0" w:name="_Toc227364713"/>
       <w:r>
         <w:rPr>
           <w:rFonts w:ascii="Times New Roman" w:hAnsi="Times New Roman" w:cs="Times New Roman"/>
@@ -6783,7 +6781,7 @@
         <w:lastRenderedPageBreak/>
         <w:t>LỰA CHỌN CƠ SỞ DỮ LIỆU</w:t>
       </w:r>
-      <w:bookmarkEnd w:id="1"/>
+      <w:bookmarkEnd w:id="0"/>
     </w:p>
     <w:p>
       <w:pPr>
@@ -6871,10 +6869,9 @@
         <w:pStyle w:val="ListParagraph"/>
         <w:numPr>
           <w:ilvl w:val="0"/>
-          <w:numId w:val="2"/>
+          <w:numId w:val="7"/>
         </w:numPr>
         <w:spacing w:before="120" w:after="120" w:line="360" w:lineRule="auto"/>
-        <w:ind w:left="714" w:hanging="357"/>
         <w:jc w:val="both"/>
         <w:rPr>
           <w:rFonts w:ascii="Times New Roman" w:hAnsi="Times New Roman" w:cs="Times New Roman"/>
@@ -6898,10 +6895,9 @@
         <w:pStyle w:val="ListParagraph"/>
         <w:numPr>
           <w:ilvl w:val="0"/>
-          <w:numId w:val="2"/>
+          <w:numId w:val="7"/>
         </w:numPr>
         <w:spacing w:before="120" w:after="120" w:line="360" w:lineRule="auto"/>
-        <w:ind w:left="714" w:hanging="357"/>
         <w:jc w:val="both"/>
         <w:rPr>
           <w:rFonts w:ascii="Times New Roman" w:hAnsi="Times New Roman" w:cs="Times New Roman"/>
@@ -6925,10 +6921,9 @@
         <w:pStyle w:val="ListParagraph"/>
         <w:numPr>
           <w:ilvl w:val="0"/>
-          <w:numId w:val="2"/>
+          <w:numId w:val="7"/>
         </w:numPr>
         <w:spacing w:before="120" w:after="120" w:line="360" w:lineRule="auto"/>
-        <w:ind w:left="714" w:hanging="357"/>
         <w:jc w:val="both"/>
         <w:rPr>
           <w:rFonts w:ascii="Times New Roman" w:hAnsi="Times New Roman" w:cs="Times New Roman"/>
@@ -6952,10 +6947,9 @@
         <w:pStyle w:val="ListParagraph"/>
         <w:numPr>
           <w:ilvl w:val="0"/>
-          <w:numId w:val="2"/>
+          <w:numId w:val="7"/>
         </w:numPr>
         <w:spacing w:before="120" w:after="120" w:line="360" w:lineRule="auto"/>
-        <w:ind w:left="714" w:hanging="357"/>
         <w:jc w:val="both"/>
         <w:rPr>
           <w:rFonts w:ascii="Times New Roman" w:hAnsi="Times New Roman" w:cs="Times New Roman"/>
@@ -6979,10 +6973,9 @@
         <w:pStyle w:val="ListParagraph"/>
         <w:numPr>
           <w:ilvl w:val="0"/>
-          <w:numId w:val="2"/>
+          <w:numId w:val="7"/>
         </w:numPr>
         <w:spacing w:before="120" w:after="120" w:line="360" w:lineRule="auto"/>
-        <w:ind w:left="714" w:hanging="357"/>
         <w:jc w:val="both"/>
         <w:rPr>
           <w:rFonts w:ascii="Times New Roman" w:hAnsi="Times New Roman" w:cs="Times New Roman"/>
@@ -7018,7 +7011,7 @@
           <w:lang w:val="vi-VN"/>
         </w:rPr>
       </w:pPr>
-      <w:bookmarkStart w:id="2" w:name="_Toc227364714"/>
+      <w:bookmarkStart w:id="1" w:name="_Toc227364714"/>
       <w:r>
         <w:rPr>
           <w:rFonts w:ascii="Times New Roman" w:hAnsi="Times New Roman" w:cs="Times New Roman"/>
@@ -7029,7 +7022,7 @@
         </w:rPr>
         <w:t>THIẾT KẾ CƠ SỞ DỮ LIỆU</w:t>
       </w:r>
-      <w:bookmarkEnd w:id="2"/>
+      <w:bookmarkEnd w:id="1"/>
     </w:p>
     <w:p>
       <w:pPr>
@@ -7049,7 +7042,7 @@
           <w:lang w:val="vi-VN"/>
         </w:rPr>
       </w:pPr>
-      <w:bookmarkStart w:id="3" w:name="_Toc227364715"/>
+      <w:bookmarkStart w:id="2" w:name="_Toc227364715"/>
       <w:r>
         <w:rPr>
           <w:rFonts w:ascii="Times New Roman" w:hAnsi="Times New Roman" w:cs="Times New Roman"/>
@@ -7060,7 +7053,7 @@
         </w:rPr>
         <w:t>Lược đồ cơ sở dữ liệu</w:t>
       </w:r>
-      <w:bookmarkEnd w:id="3"/>
+      <w:bookmarkEnd w:id="2"/>
     </w:p>
     <w:p>
       <w:pPr>
@@ -7265,7 +7258,7 @@
           <w:lang w:val="vi-VN"/>
         </w:rPr>
         <w:lastRenderedPageBreak/>
-        <w:t xml:space="preserve">ngay_cap_nhat) </w:t>
+        <w:t>ngay_cap_nhat)</w:t>
       </w:r>
       <w:r>
         <w:rPr>
@@ -7350,9 +7343,6 @@
           <w:lang w:val="vi-VN"/>
         </w:rPr>
         <w:t>, id_danh_muc, ten_mon, slug, mo_ta, gia_goc, gia_khuyen_mai, anh_dai_dien, la_mon_pho_bien, trang_thai_ban, ngay_tao, ngay_cap_nhat)</w:t>
-      </w:r>
-      <w:r>
-        <w:t xml:space="preserve"> </w:t>
       </w:r>
       <w:r>
         <w:rPr>
@@ -7474,7 +7464,7 @@
           <w:szCs w:val="26"/>
           <w:lang w:val="vi-VN"/>
         </w:rPr>
-        <w:t xml:space="preserve"> : </w:t>
+        <w:t xml:space="preserve">: </w:t>
       </w:r>
       <w:r>
         <w:rPr>
@@ -7907,7 +7897,25 @@
           <w:szCs w:val="26"/>
           <w:lang w:val="vi-VN"/>
         </w:rPr>
-        <w:t>, trang_thai_tu, trang_thai_den, noi_dung, id_nguoi_cap_nhat, thoi_gian_cap_nhat ) Bảng lưu lịch sử thay đổi trạng thái đơn hàng.</w:t>
+        <w:t>, trang_thai_tu, trang_thai_den, noi_dung, id_nguoi_cap_nhat, thoi_gian_cap_nhat )</w:t>
+      </w:r>
+      <w:r>
+        <w:rPr>
+          <w:rFonts w:ascii="Times New Roman" w:hAnsi="Times New Roman" w:cs="Times New Roman"/>
+          <w:sz w:val="26"/>
+          <w:szCs w:val="26"/>
+          <w:lang w:val="vi-VN"/>
+        </w:rPr>
+        <w:t>:</w:t>
+      </w:r>
+      <w:r>
+        <w:rPr>
+          <w:rFonts w:ascii="Times New Roman" w:hAnsi="Times New Roman" w:cs="Times New Roman"/>
+          <w:sz w:val="26"/>
+          <w:szCs w:val="26"/>
+          <w:lang w:val="vi-VN"/>
+        </w:rPr>
+        <w:t xml:space="preserve"> Bảng lưu lịch sử thay đổi trạng thái đơn hàng.</w:t>
       </w:r>
     </w:p>
     <w:p>
@@ -8000,7 +8008,7 @@
           <w:szCs w:val="26"/>
           <w:lang w:val="vi-VN"/>
         </w:rPr>
-        <w:t xml:space="preserve">gioi_han, trang_thai, ngay_tao) </w:t>
+        <w:t>gioi_han, trang_thai, ngay_tao)</w:t>
       </w:r>
       <w:r>
         <w:rPr>
@@ -8094,7 +8102,25 @@
           <w:szCs w:val="26"/>
           <w:lang w:val="vi-VN"/>
         </w:rPr>
-        <w:t>, loai_thong_bao, loai_doi_tuong, id_doi_tuong, tieu_de, noi_dung, da_doc, thoi_gian_doc, ngay_tao ) Bảng lưu thông báo hệ thống gửi đến người dùng.</w:t>
+        <w:t>, loai_thong_bao, loai_doi_tuong, id_doi_tuong, tieu_de, noi_dung, da_doc, thoi_gian_doc, ngay_tao )</w:t>
+      </w:r>
+      <w:r>
+        <w:rPr>
+          <w:rFonts w:ascii="Times New Roman" w:hAnsi="Times New Roman" w:cs="Times New Roman"/>
+          <w:sz w:val="26"/>
+          <w:szCs w:val="26"/>
+          <w:lang w:val="vi-VN"/>
+        </w:rPr>
+        <w:t>:</w:t>
+      </w:r>
+      <w:r>
+        <w:rPr>
+          <w:rFonts w:ascii="Times New Roman" w:hAnsi="Times New Roman" w:cs="Times New Roman"/>
+          <w:sz w:val="26"/>
+          <w:szCs w:val="26"/>
+          <w:lang w:val="vi-VN"/>
+        </w:rPr>
+        <w:t xml:space="preserve"> Bảng lưu thông báo hệ thống gửi đến người dùng.</w:t>
       </w:r>
     </w:p>
     <w:p>
@@ -8209,7 +8235,25 @@
           <w:szCs w:val="26"/>
           <w:lang w:val="vi-VN"/>
         </w:rPr>
-        <w:t xml:space="preserve">, thoi_gian_bao_cao, thoi_gian_xu_ly ) Bảng lưu báo cáo vi phạm từ người dùng. </w:t>
+        <w:t>, thoi_gian_bao_cao, thoi_gian_xu_ly )</w:t>
+      </w:r>
+      <w:r>
+        <w:rPr>
+          <w:rFonts w:ascii="Times New Roman" w:hAnsi="Times New Roman" w:cs="Times New Roman"/>
+          <w:sz w:val="26"/>
+          <w:szCs w:val="26"/>
+          <w:lang w:val="vi-VN"/>
+        </w:rPr>
+        <w:t>:</w:t>
+      </w:r>
+      <w:r>
+        <w:rPr>
+          <w:rFonts w:ascii="Times New Roman" w:hAnsi="Times New Roman" w:cs="Times New Roman"/>
+          <w:sz w:val="26"/>
+          <w:szCs w:val="26"/>
+          <w:lang w:val="vi-VN"/>
+        </w:rPr>
+        <w:t xml:space="preserve"> Bảng lưu báo cáo vi phạm từ người dùng. </w:t>
       </w:r>
     </w:p>
     <w:p>
@@ -8304,7 +8348,25 @@
           <w:szCs w:val="26"/>
           <w:lang w:val="vi-VN"/>
         </w:rPr>
-        <w:t>, noi_dung_phan_hoi, thoi_gian_gui, thoi_gian_phan_hoi )Bảng lưu yêu cầu hỗ trợ của người dùng.</w:t>
+        <w:t>, noi_dung_phan_hoi, thoi_gian_gui, thoi_gian_phan_hoi )</w:t>
+      </w:r>
+      <w:r>
+        <w:rPr>
+          <w:rFonts w:ascii="Times New Roman" w:hAnsi="Times New Roman" w:cs="Times New Roman"/>
+          <w:sz w:val="26"/>
+          <w:szCs w:val="26"/>
+          <w:lang w:val="vi-VN"/>
+        </w:rPr>
+        <w:t xml:space="preserve">: </w:t>
+      </w:r>
+      <w:r>
+        <w:rPr>
+          <w:rFonts w:ascii="Times New Roman" w:hAnsi="Times New Roman" w:cs="Times New Roman"/>
+          <w:sz w:val="26"/>
+          <w:szCs w:val="26"/>
+          <w:lang w:val="vi-VN"/>
+        </w:rPr>
+        <w:t>Bảng lưu yêu cầu hỗ trợ của người dùng.</w:t>
       </w:r>
     </w:p>
     <w:p>
@@ -8399,7 +8461,25 @@
           <w:szCs w:val="26"/>
           <w:lang w:val="vi-VN"/>
         </w:rPr>
-        <w:t xml:space="preserve">, ly_do_tu_choi, thoi_gian_gui, thoi_gian_xu_ly )Bảng lưu yêu cầu nâng cấp tài khoản. </w:t>
+        <w:t>, ly_do_tu_choi, thoi_gian_gui, thoi_gian_xu_ly )</w:t>
+      </w:r>
+      <w:r>
+        <w:rPr>
+          <w:rFonts w:ascii="Times New Roman" w:hAnsi="Times New Roman" w:cs="Times New Roman"/>
+          <w:sz w:val="26"/>
+          <w:szCs w:val="26"/>
+          <w:lang w:val="vi-VN"/>
+        </w:rPr>
+        <w:t xml:space="preserve">: </w:t>
+      </w:r>
+      <w:r>
+        <w:rPr>
+          <w:rFonts w:ascii="Times New Roman" w:hAnsi="Times New Roman" w:cs="Times New Roman"/>
+          <w:sz w:val="26"/>
+          <w:szCs w:val="26"/>
+          <w:lang w:val="vi-VN"/>
+        </w:rPr>
+        <w:t xml:space="preserve">Bảng lưu yêu cầu nâng cấp tài khoản. </w:t>
       </w:r>
     </w:p>
     <w:p>
@@ -8474,7 +8554,25 @@
           <w:szCs w:val="26"/>
           <w:lang w:val="vi-VN"/>
         </w:rPr>
-        <w:t xml:space="preserve">, loai_xac_thuc, kenh_gui, dich_danh_nhan, ma_xac_thuc, thoi_gian_het_han, thoi_gian_xac_nhan, so_lan_gui, trang_thai, ngay_tao )Bảng lưu mã xác thực OTP. </w:t>
+        <w:t>, loai_xac_thuc, kenh_gui, dich_danh_nhan, ma_xac_thuc, thoi_gian_het_han, thoi_gian_xac_nhan, so_lan_gui, trang_thai, ngay_tao )</w:t>
+      </w:r>
+      <w:r>
+        <w:rPr>
+          <w:rFonts w:ascii="Times New Roman" w:hAnsi="Times New Roman" w:cs="Times New Roman"/>
+          <w:sz w:val="26"/>
+          <w:szCs w:val="26"/>
+          <w:lang w:val="vi-VN"/>
+        </w:rPr>
+        <w:t xml:space="preserve">: </w:t>
+      </w:r>
+      <w:r>
+        <w:rPr>
+          <w:rFonts w:ascii="Times New Roman" w:hAnsi="Times New Roman" w:cs="Times New Roman"/>
+          <w:sz w:val="26"/>
+          <w:szCs w:val="26"/>
+          <w:lang w:val="vi-VN"/>
+        </w:rPr>
+        <w:t xml:space="preserve">Bảng lưu mã xác thực OTP. </w:t>
       </w:r>
     </w:p>
     <w:p>
@@ -8560,7 +8658,25 @@
           <w:szCs w:val="26"/>
           <w:lang w:val="vi-VN"/>
         </w:rPr>
-        <w:t xml:space="preserve">, vai_tro_dang_nhap, token_phien, token_lam_moi, thiet_bi, dia_chi_ip, ghi_nho_dang_nhap, het_han_luc, lan_hoat_dong_cuoi, ngay_tao )Bảng lưu thông tin phiên đăng nhập người dùng. </w:t>
+        <w:t>, vai_tro_dang_nhap, token_phien, token_lam_moi, thiet_bi, dia_chi_ip, ghi_nho_dang_nhap, het_han_luc, lan_hoat_dong_cuoi, ngay_tao )</w:t>
+      </w:r>
+      <w:r>
+        <w:rPr>
+          <w:rFonts w:ascii="Times New Roman" w:hAnsi="Times New Roman" w:cs="Times New Roman"/>
+          <w:sz w:val="26"/>
+          <w:szCs w:val="26"/>
+          <w:lang w:val="vi-VN"/>
+        </w:rPr>
+        <w:t xml:space="preserve">: </w:t>
+      </w:r>
+      <w:r>
+        <w:rPr>
+          <w:rFonts w:ascii="Times New Roman" w:hAnsi="Times New Roman" w:cs="Times New Roman"/>
+          <w:sz w:val="26"/>
+          <w:szCs w:val="26"/>
+          <w:lang w:val="vi-VN"/>
+        </w:rPr>
+        <w:t xml:space="preserve">Bảng lưu thông tin phiên đăng nhập người dùng. </w:t>
       </w:r>
     </w:p>
     <w:p>
@@ -8644,6 +8760,15 @@
           <w:szCs w:val="26"/>
           <w:lang w:val="vi-VN"/>
         </w:rPr>
+        <w:t>:</w:t>
+      </w:r>
+      <w:r>
+        <w:rPr>
+          <w:rFonts w:ascii="Times New Roman" w:hAnsi="Times New Roman" w:cs="Times New Roman"/>
+          <w:sz w:val="26"/>
+          <w:szCs w:val="26"/>
+          <w:lang w:val="vi-VN"/>
+        </w:rPr>
         <w:t xml:space="preserve"> </w:t>
       </w:r>
       <w:r>
@@ -8708,7 +8833,25 @@
           <w:szCs w:val="26"/>
           <w:lang w:val="vi-VN"/>
         </w:rPr>
-        <w:t>, loai_doi_tuong, id_doi_tuong, loai_tep, duong_dan_tep, thu_tu_hien_thi, ghi_chu, ngay_tao ) Bảng lưu file đính kèm cho bài viết, bình luận hoặc đối tượng khác.</w:t>
+        <w:t>, loai_doi_tuong, id_doi_tuong, loai_tep, duong_dan_tep, thu_tu_hien_thi, ghi_chu, ngay_tao )</w:t>
+      </w:r>
+      <w:r>
+        <w:rPr>
+          <w:rFonts w:ascii="Times New Roman" w:hAnsi="Times New Roman" w:cs="Times New Roman"/>
+          <w:sz w:val="26"/>
+          <w:szCs w:val="26"/>
+          <w:lang w:val="vi-VN"/>
+        </w:rPr>
+        <w:t>:</w:t>
+      </w:r>
+      <w:r>
+        <w:rPr>
+          <w:rFonts w:ascii="Times New Roman" w:hAnsi="Times New Roman" w:cs="Times New Roman"/>
+          <w:sz w:val="26"/>
+          <w:szCs w:val="26"/>
+          <w:lang w:val="vi-VN"/>
+        </w:rPr>
+        <w:t xml:space="preserve"> Bảng lưu file đính kèm cho bài viết, bình luận hoặc đối tượng khác.</w:t>
       </w:r>
     </w:p>
     <w:p>
@@ -8772,6 +8915,15 @@
           <w:szCs w:val="26"/>
           <w:lang w:val="vi-VN"/>
         </w:rPr>
+        <w:t>:</w:t>
+      </w:r>
+      <w:r>
+        <w:rPr>
+          <w:rFonts w:ascii="Times New Roman" w:hAnsi="Times New Roman" w:cs="Times New Roman"/>
+          <w:sz w:val="26"/>
+          <w:szCs w:val="26"/>
+          <w:lang w:val="vi-VN"/>
+        </w:rPr>
         <w:t xml:space="preserve"> </w:t>
       </w:r>
       <w:r>
@@ -8802,7 +8954,7 @@
           <w:lang w:val="vi-VN"/>
         </w:rPr>
       </w:pPr>
-      <w:bookmarkStart w:id="4" w:name="_Toc227364716"/>
+      <w:bookmarkStart w:id="3" w:name="_Toc227364716"/>
       <w:r>
         <w:rPr>
           <w:rFonts w:ascii="Times New Roman" w:hAnsi="Times New Roman" w:cs="Times New Roman"/>
@@ -8814,7 +8966,7 @@
         <w:lastRenderedPageBreak/>
         <w:t>Thiết kế kiến trúc bảng</w:t>
       </w:r>
-      <w:bookmarkEnd w:id="4"/>
+      <w:bookmarkEnd w:id="3"/>
     </w:p>
     <w:p>
       <w:pPr>
@@ -8847,8 +8999,10 @@
           <w:szCs w:val="26"/>
           <w:lang w:val="vi-VN"/>
         </w:rPr>
-        <w:t xml:space="preserve">nguoi_dung </w:t>
+        <w:t>nguoi_dung</w:t>
       </w:r>
+      <w:bookmarkStart w:id="4" w:name="_GoBack"/>
+      <w:bookmarkEnd w:id="4"/>
       <w:r>
         <w:rPr>
           <w:rFonts w:ascii="Times New Roman" w:hAnsi="Times New Roman" w:cs="Times New Roman"/>
@@ -8864,11 +9018,12 @@
         <w:tblStyle w:val="TableGrid"/>
         <w:tblW w:w="9113" w:type="dxa"/>
         <w:tblInd w:w="279" w:type="dxa"/>
+        <w:tblLayout w:type="fixed"/>
         <w:tblLook w:val="04A0" w:firstRow="1" w:lastRow="0" w:firstColumn="1" w:lastColumn="0" w:noHBand="0" w:noVBand="1"/>
       </w:tblPr>
       <w:tblGrid>
-        <w:gridCol w:w="2730"/>
-        <w:gridCol w:w="2051"/>
+        <w:gridCol w:w="1559"/>
+        <w:gridCol w:w="3222"/>
         <w:gridCol w:w="693"/>
         <w:gridCol w:w="664"/>
         <w:gridCol w:w="1719"/>
@@ -8877,7 +9032,7 @@
       <w:tr>
         <w:tc>
           <w:tcPr>
-            <w:tcW w:w="2730" w:type="dxa"/>
+            <w:tcW w:w="1559" w:type="dxa"/>
             <w:shd w:val="clear" w:color="auto" w:fill="B4C6E7" w:themeFill="accent1" w:themeFillTint="66"/>
           </w:tcPr>
           <w:p>
@@ -8906,7 +9061,7 @@
         </w:tc>
         <w:tc>
           <w:tcPr>
-            <w:tcW w:w="2051" w:type="dxa"/>
+            <w:tcW w:w="3222" w:type="dxa"/>
             <w:shd w:val="clear" w:color="auto" w:fill="B4C6E7" w:themeFill="accent1" w:themeFillTint="66"/>
           </w:tcPr>
           <w:p>
@@ -8993,7 +9148,7 @@
         </w:tc>
         <w:tc>
           <w:tcPr>
-            <w:tcW w:w="1375" w:type="dxa"/>
+            <w:tcW w:w="1719" w:type="dxa"/>
             <w:shd w:val="clear" w:color="auto" w:fill="B4C6E7" w:themeFill="accent1" w:themeFillTint="66"/>
           </w:tcPr>
           <w:p>
@@ -9022,7 +9177,7 @@
         </w:tc>
         <w:tc>
           <w:tcPr>
-            <w:tcW w:w="1600" w:type="dxa"/>
+            <w:tcW w:w="1256" w:type="dxa"/>
             <w:shd w:val="clear" w:color="auto" w:fill="B4C6E7" w:themeFill="accent1" w:themeFillTint="66"/>
           </w:tcPr>
           <w:p>
@@ -9053,7 +9208,7 @@
       <w:tr>
         <w:tc>
           <w:tcPr>
-            <w:tcW w:w="2730" w:type="dxa"/>
+            <w:tcW w:w="1559" w:type="dxa"/>
           </w:tcPr>
           <w:p>
             <w:pPr>
@@ -9076,7 +9231,7 @@
         </w:tc>
         <w:tc>
           <w:tcPr>
-            <w:tcW w:w="2051" w:type="dxa"/>
+            <w:tcW w:w="3222" w:type="dxa"/>
           </w:tcPr>
           <w:p>
             <w:pPr>
@@ -9145,7 +9300,7 @@
         </w:tc>
         <w:tc>
           <w:tcPr>
-            <w:tcW w:w="1375" w:type="dxa"/>
+            <w:tcW w:w="1719" w:type="dxa"/>
           </w:tcPr>
           <w:p>
             <w:pPr>
@@ -9168,7 +9323,7 @@
         </w:tc>
         <w:tc>
           <w:tcPr>
-            <w:tcW w:w="1600" w:type="dxa"/>
+            <w:tcW w:w="1256" w:type="dxa"/>
           </w:tcPr>
           <w:p>
             <w:pPr>
@@ -9211,7 +9366,7 @@
       <w:tr>
         <w:tc>
           <w:tcPr>
-            <w:tcW w:w="2730" w:type="dxa"/>
+            <w:tcW w:w="1559" w:type="dxa"/>
           </w:tcPr>
           <w:p>
             <w:pPr>
@@ -9234,7 +9389,7 @@
         </w:tc>
         <w:tc>
           <w:tcPr>
-            <w:tcW w:w="2051" w:type="dxa"/>
+            <w:tcW w:w="3222" w:type="dxa"/>
           </w:tcPr>
           <w:p>
             <w:pPr>
@@ -9295,7 +9450,7 @@
         </w:tc>
         <w:tc>
           <w:tcPr>
-            <w:tcW w:w="1375" w:type="dxa"/>
+            <w:tcW w:w="1719" w:type="dxa"/>
           </w:tcPr>
           <w:p>
             <w:pPr>
@@ -9318,7 +9473,7 @@
         </w:tc>
         <w:tc>
           <w:tcPr>
-            <w:tcW w:w="1600" w:type="dxa"/>
+            <w:tcW w:w="1256" w:type="dxa"/>
           </w:tcPr>
           <w:p>
             <w:pPr>
@@ -9335,7 +9490,7 @@
       <w:tr>
         <w:tc>
           <w:tcPr>
-            <w:tcW w:w="2730" w:type="dxa"/>
+            <w:tcW w:w="1559" w:type="dxa"/>
           </w:tcPr>
           <w:p>
             <w:pPr>
@@ -9358,7 +9513,7 @@
         </w:tc>
         <w:tc>
           <w:tcPr>
-            <w:tcW w:w="2051" w:type="dxa"/>
+            <w:tcW w:w="3222" w:type="dxa"/>
           </w:tcPr>
           <w:p>
             <w:pPr>
@@ -9419,7 +9574,7 @@
         </w:tc>
         <w:tc>
           <w:tcPr>
-            <w:tcW w:w="1375" w:type="dxa"/>
+            <w:tcW w:w="1719" w:type="dxa"/>
           </w:tcPr>
           <w:p>
             <w:pPr>
@@ -9442,7 +9597,7 @@
         </w:tc>
         <w:tc>
           <w:tcPr>
-            <w:tcW w:w="1600" w:type="dxa"/>
+            <w:tcW w:w="1256" w:type="dxa"/>
           </w:tcPr>
           <w:p>
             <w:pPr>
@@ -9459,7 +9614,7 @@
       <w:tr>
         <w:tc>
           <w:tcPr>
-            <w:tcW w:w="2730" w:type="dxa"/>
+            <w:tcW w:w="1559" w:type="dxa"/>
           </w:tcPr>
           <w:p>
             <w:pPr>
@@ -9482,7 +9637,7 @@
         </w:tc>
         <w:tc>
           <w:tcPr>
-            <w:tcW w:w="2051" w:type="dxa"/>
+            <w:tcW w:w="3222" w:type="dxa"/>
           </w:tcPr>
           <w:p>
             <w:pPr>
@@ -9543,7 +9698,7 @@
         </w:tc>
         <w:tc>
           <w:tcPr>
-            <w:tcW w:w="1375" w:type="dxa"/>
+            <w:tcW w:w="1719" w:type="dxa"/>
           </w:tcPr>
           <w:p>
             <w:pPr>
@@ -9566,7 +9721,7 @@
         </w:tc>
         <w:tc>
           <w:tcPr>
-            <w:tcW w:w="1600" w:type="dxa"/>
+            <w:tcW w:w="1256" w:type="dxa"/>
           </w:tcPr>
           <w:p>
             <w:pPr>
@@ -9583,7 +9738,7 @@
       <w:tr>
         <w:tc>
           <w:tcPr>
-            <w:tcW w:w="2730" w:type="dxa"/>
+            <w:tcW w:w="1559" w:type="dxa"/>
           </w:tcPr>
           <w:p>
             <w:pPr>
@@ -9606,7 +9761,7 @@
         </w:tc>
         <w:tc>
           <w:tcPr>
-            <w:tcW w:w="2051" w:type="dxa"/>
+            <w:tcW w:w="3222" w:type="dxa"/>
           </w:tcPr>
           <w:p>
             <w:pPr>
@@ -9667,7 +9822,7 @@
         </w:tc>
         <w:tc>
           <w:tcPr>
-            <w:tcW w:w="1375" w:type="dxa"/>
+            <w:tcW w:w="1719" w:type="dxa"/>
           </w:tcPr>
           <w:p>
             <w:pPr>
@@ -9690,7 +9845,7 @@
         </w:tc>
         <w:tc>
           <w:tcPr>
-            <w:tcW w:w="1600" w:type="dxa"/>
+            <w:tcW w:w="1256" w:type="dxa"/>
           </w:tcPr>
           <w:p>
             <w:pPr>
@@ -9707,7 +9862,7 @@
       <w:tr>
         <w:tc>
           <w:tcPr>
-            <w:tcW w:w="2730" w:type="dxa"/>
+            <w:tcW w:w="1559" w:type="dxa"/>
           </w:tcPr>
           <w:p>
             <w:pPr>
@@ -9730,7 +9885,7 @@
         </w:tc>
         <w:tc>
           <w:tcPr>
-            <w:tcW w:w="2051" w:type="dxa"/>
+            <w:tcW w:w="3222" w:type="dxa"/>
           </w:tcPr>
           <w:p>
             <w:pPr>
@@ -9791,7 +9946,7 @@
         </w:tc>
         <w:tc>
           <w:tcPr>
-            <w:tcW w:w="1375" w:type="dxa"/>
+            <w:tcW w:w="1719" w:type="dxa"/>
           </w:tcPr>
           <w:p>
             <w:pPr>
@@ -9814,7 +9969,7 @@
         </w:tc>
         <w:tc>
           <w:tcPr>
-            <w:tcW w:w="1600" w:type="dxa"/>
+            <w:tcW w:w="1256" w:type="dxa"/>
           </w:tcPr>
           <w:p>
             <w:pPr>
@@ -9831,7 +9986,7 @@
       <w:tr>
         <w:tc>
           <w:tcPr>
-            <w:tcW w:w="2730" w:type="dxa"/>
+            <w:tcW w:w="1559" w:type="dxa"/>
           </w:tcPr>
           <w:p>
             <w:pPr>
@@ -9854,7 +10009,7 @@
         </w:tc>
         <w:tc>
           <w:tcPr>
-            <w:tcW w:w="2051" w:type="dxa"/>
+            <w:tcW w:w="3222" w:type="dxa"/>
           </w:tcPr>
           <w:p>
             <w:pPr>
@@ -9915,7 +10070,7 @@
         </w:tc>
         <w:tc>
           <w:tcPr>
-            <w:tcW w:w="1375" w:type="dxa"/>
+            <w:tcW w:w="1719" w:type="dxa"/>
           </w:tcPr>
           <w:p>
             <w:pPr>
@@ -9938,7 +10093,7 @@
         </w:tc>
         <w:tc>
           <w:tcPr>
-            <w:tcW w:w="1600" w:type="dxa"/>
+            <w:tcW w:w="1256" w:type="dxa"/>
           </w:tcPr>
           <w:p>
             <w:pPr>
@@ -9955,7 +10110,7 @@
       <w:tr>
         <w:tc>
           <w:tcPr>
-            <w:tcW w:w="2730" w:type="dxa"/>
+            <w:tcW w:w="1559" w:type="dxa"/>
           </w:tcPr>
           <w:p>
             <w:pPr>
@@ -9978,7 +10133,7 @@
         </w:tc>
         <w:tc>
           <w:tcPr>
-            <w:tcW w:w="2051" w:type="dxa"/>
+            <w:tcW w:w="3222" w:type="dxa"/>
           </w:tcPr>
           <w:p>
             <w:pPr>
@@ -10039,7 +10194,7 @@
         </w:tc>
         <w:tc>
           <w:tcPr>
-            <w:tcW w:w="1375" w:type="dxa"/>
+            <w:tcW w:w="1719" w:type="dxa"/>
           </w:tcPr>
           <w:p>
             <w:pPr>
@@ -10062,7 +10217,7 @@
         </w:tc>
         <w:tc>
           <w:tcPr>
-            <w:tcW w:w="1600" w:type="dxa"/>
+            <w:tcW w:w="1256" w:type="dxa"/>
           </w:tcPr>
           <w:p>
             <w:pPr>
@@ -10079,7 +10234,7 @@
       <w:tr>
         <w:tc>
           <w:tcPr>
-            <w:tcW w:w="2730" w:type="dxa"/>
+            <w:tcW w:w="1559" w:type="dxa"/>
           </w:tcPr>
           <w:p>
             <w:pPr>
@@ -10102,7 +10257,7 @@
         </w:tc>
         <w:tc>
           <w:tcPr>
-            <w:tcW w:w="2051" w:type="dxa"/>
+            <w:tcW w:w="3222" w:type="dxa"/>
           </w:tcPr>
           <w:p>
             <w:pPr>
@@ -10163,7 +10318,7 @@
         </w:tc>
         <w:tc>
           <w:tcPr>
-            <w:tcW w:w="1375" w:type="dxa"/>
+            <w:tcW w:w="1719" w:type="dxa"/>
           </w:tcPr>
           <w:p>
             <w:pPr>
@@ -10186,7 +10341,7 @@
         </w:tc>
         <w:tc>
           <w:tcPr>
-            <w:tcW w:w="1600" w:type="dxa"/>
+            <w:tcW w:w="1256" w:type="dxa"/>
           </w:tcPr>
           <w:p>
             <w:pPr>
@@ -10203,7 +10358,7 @@
       <w:tr>
         <w:tc>
           <w:tcPr>
-            <w:tcW w:w="2730" w:type="dxa"/>
+            <w:tcW w:w="1559" w:type="dxa"/>
           </w:tcPr>
           <w:p>
             <w:pPr>
@@ -10226,7 +10381,7 @@
         </w:tc>
         <w:tc>
           <w:tcPr>
-            <w:tcW w:w="2051" w:type="dxa"/>
+            <w:tcW w:w="3222" w:type="dxa"/>
           </w:tcPr>
           <w:p>
             <w:pPr>
@@ -10287,7 +10442,7 @@
         </w:tc>
         <w:tc>
           <w:tcPr>
-            <w:tcW w:w="1375" w:type="dxa"/>
+            <w:tcW w:w="1719" w:type="dxa"/>
           </w:tcPr>
           <w:p>
             <w:pPr>
@@ -10310,7 +10465,7 @@
         </w:tc>
         <w:tc>
           <w:tcPr>
-            <w:tcW w:w="1600" w:type="dxa"/>
+            <w:tcW w:w="1256" w:type="dxa"/>
           </w:tcPr>
           <w:p>
             <w:pPr>
@@ -10327,7 +10482,7 @@
       <w:tr>
         <w:tc>
           <w:tcPr>
-            <w:tcW w:w="2730" w:type="dxa"/>
+            <w:tcW w:w="1559" w:type="dxa"/>
           </w:tcPr>
           <w:p>
             <w:pPr>
@@ -10350,7 +10505,7 @@
         </w:tc>
         <w:tc>
           <w:tcPr>
-            <w:tcW w:w="2051" w:type="dxa"/>
+            <w:tcW w:w="3222" w:type="dxa"/>
           </w:tcPr>
           <w:p>
             <w:pPr>
@@ -10411,7 +10566,7 @@
         </w:tc>
         <w:tc>
           <w:tcPr>
-            <w:tcW w:w="1375" w:type="dxa"/>
+            <w:tcW w:w="1719" w:type="dxa"/>
           </w:tcPr>
           <w:p>
             <w:pPr>
@@ -10434,7 +10589,7 @@
         </w:tc>
         <w:tc>
           <w:tcPr>
-            <w:tcW w:w="1600" w:type="dxa"/>
+            <w:tcW w:w="1256" w:type="dxa"/>
           </w:tcPr>
           <w:p>
             <w:pPr>
@@ -10451,7 +10606,7 @@
       <w:tr>
         <w:tc>
           <w:tcPr>
-            <w:tcW w:w="2730" w:type="dxa"/>
+            <w:tcW w:w="1559" w:type="dxa"/>
           </w:tcPr>
           <w:p>
             <w:pPr>
@@ -10474,7 +10629,7 @@
         </w:tc>
         <w:tc>
           <w:tcPr>
-            <w:tcW w:w="2051" w:type="dxa"/>
+            <w:tcW w:w="3222" w:type="dxa"/>
           </w:tcPr>
           <w:p>
             <w:pPr>
@@ -10535,7 +10690,7 @@
         </w:tc>
         <w:tc>
           <w:tcPr>
-            <w:tcW w:w="1375" w:type="dxa"/>
+            <w:tcW w:w="1719" w:type="dxa"/>
           </w:tcPr>
           <w:p>
             <w:pPr>
@@ -10558,7 +10713,7 @@
         </w:tc>
         <w:tc>
           <w:tcPr>
-            <w:tcW w:w="1600" w:type="dxa"/>
+            <w:tcW w:w="1256" w:type="dxa"/>
           </w:tcPr>
           <w:p>
             <w:pPr>
@@ -10575,7 +10730,7 @@
       <w:tr>
         <w:tc>
           <w:tcPr>
-            <w:tcW w:w="2730" w:type="dxa"/>
+            <w:tcW w:w="1559" w:type="dxa"/>
           </w:tcPr>
           <w:p>
             <w:pPr>
@@ -10598,7 +10753,7 @@
         </w:tc>
         <w:tc>
           <w:tcPr>
-            <w:tcW w:w="2051" w:type="dxa"/>
+            <w:tcW w:w="3222" w:type="dxa"/>
           </w:tcPr>
           <w:p>
             <w:pPr>
@@ -10659,7 +10814,7 @@
         </w:tc>
         <w:tc>
           <w:tcPr>
-            <w:tcW w:w="1375" w:type="dxa"/>
+            <w:tcW w:w="1719" w:type="dxa"/>
           </w:tcPr>
           <w:p>
             <w:pPr>
@@ -10682,7 +10837,7 @@
         </w:tc>
         <w:tc>
           <w:tcPr>
-            <w:tcW w:w="1600" w:type="dxa"/>
+            <w:tcW w:w="1256" w:type="dxa"/>
           </w:tcPr>
           <w:p>
             <w:pPr>
@@ -10699,7 +10854,7 @@
       <w:tr>
         <w:tc>
           <w:tcPr>
-            <w:tcW w:w="2730" w:type="dxa"/>
+            <w:tcW w:w="1559" w:type="dxa"/>
           </w:tcPr>
           <w:p>
             <w:pPr>
@@ -10722,7 +10877,7 @@
         </w:tc>
         <w:tc>
           <w:tcPr>
-            <w:tcW w:w="2051" w:type="dxa"/>
+            <w:tcW w:w="3222" w:type="dxa"/>
           </w:tcPr>
           <w:p>
             <w:pPr>
@@ -10783,7 +10938,7 @@
         </w:tc>
         <w:tc>
           <w:tcPr>
-            <w:tcW w:w="1375" w:type="dxa"/>
+            <w:tcW w:w="1719" w:type="dxa"/>
           </w:tcPr>
           <w:p>
             <w:pPr>
@@ -10806,7 +10961,7 @@
         </w:tc>
         <w:tc>
           <w:tcPr>
-            <w:tcW w:w="1600" w:type="dxa"/>
+            <w:tcW w:w="1256" w:type="dxa"/>
           </w:tcPr>
           <w:p>
             <w:pPr>
@@ -10823,7 +10978,7 @@
       <w:tr>
         <w:tc>
           <w:tcPr>
-            <w:tcW w:w="2730" w:type="dxa"/>
+            <w:tcW w:w="1559" w:type="dxa"/>
           </w:tcPr>
           <w:p>
             <w:pPr>
@@ -10846,7 +11001,7 @@
         </w:tc>
         <w:tc>
           <w:tcPr>
-            <w:tcW w:w="2051" w:type="dxa"/>
+            <w:tcW w:w="3222" w:type="dxa"/>
           </w:tcPr>
           <w:p>
             <w:pPr>
@@ -10907,7 +11062,7 @@
         </w:tc>
         <w:tc>
           <w:tcPr>
-            <w:tcW w:w="1375" w:type="dxa"/>
+            <w:tcW w:w="1719" w:type="dxa"/>
           </w:tcPr>
           <w:p>
             <w:pPr>
@@ -10930,7 +11085,7 @@
         </w:tc>
         <w:tc>
           <w:tcPr>
-            <w:tcW w:w="1600" w:type="dxa"/>
+            <w:tcW w:w="1256" w:type="dxa"/>
           </w:tcPr>
           <w:p>
             <w:pPr>
@@ -10950,7 +11105,7 @@
         </w:trPr>
         <w:tc>
           <w:tcPr>
-            <w:tcW w:w="2730" w:type="dxa"/>
+            <w:tcW w:w="1559" w:type="dxa"/>
           </w:tcPr>
           <w:p>
             <w:pPr>
@@ -10975,7 +11130,7 @@
         </w:tc>
         <w:tc>
           <w:tcPr>
-            <w:tcW w:w="2051" w:type="dxa"/>
+            <w:tcW w:w="3222" w:type="dxa"/>
           </w:tcPr>
           <w:p>
             <w:pPr>
@@ -11036,7 +11191,7 @@
         </w:tc>
         <w:tc>
           <w:tcPr>
-            <w:tcW w:w="1375" w:type="dxa"/>
+            <w:tcW w:w="1719" w:type="dxa"/>
           </w:tcPr>
           <w:p>
             <w:pPr>
@@ -11059,7 +11214,7 @@
         </w:tc>
         <w:tc>
           <w:tcPr>
-            <w:tcW w:w="1600" w:type="dxa"/>
+            <w:tcW w:w="1256" w:type="dxa"/>
           </w:tcPr>
           <w:p>
             <w:pPr>
@@ -11076,7 +11231,7 @@
       <w:tr>
         <w:tc>
           <w:tcPr>
-            <w:tcW w:w="2730" w:type="dxa"/>
+            <w:tcW w:w="1559" w:type="dxa"/>
           </w:tcPr>
           <w:p>
             <w:pPr>
@@ -11117,7 +11272,7 @@
         </w:tc>
         <w:tc>
           <w:tcPr>
-            <w:tcW w:w="2051" w:type="dxa"/>
+            <w:tcW w:w="3222" w:type="dxa"/>
           </w:tcPr>
           <w:p>
             <w:pPr>
@@ -11178,7 +11333,7 @@
         </w:tc>
         <w:tc>
           <w:tcPr>
-            <w:tcW w:w="1375" w:type="dxa"/>
+            <w:tcW w:w="1719" w:type="dxa"/>
           </w:tcPr>
           <w:p>
             <w:pPr>
@@ -11201,7 +11356,7 @@
         </w:tc>
         <w:tc>
           <w:tcPr>
-            <w:tcW w:w="1600" w:type="dxa"/>
+            <w:tcW w:w="1256" w:type="dxa"/>
           </w:tcPr>
           <w:p>
             <w:pPr>
@@ -11218,30 +11373,31 @@
       <w:tr>
         <w:tc>
           <w:tcPr>
-            <w:tcW w:w="2730" w:type="dxa"/>
-          </w:tcPr>
-          <w:p>
-            <w:pPr>
-              <w:spacing w:line="360" w:lineRule="auto"/>
-              <w:rPr>
-                <w:rFonts w:ascii="Times New Roman" w:hAnsi="Times New Roman" w:cs="Times New Roman"/>
-                <w:sz w:val="26"/>
-                <w:szCs w:val="26"/>
-              </w:rPr>
-            </w:pPr>
-            <w:r>
-              <w:rPr>
-                <w:rFonts w:ascii="Times New Roman" w:hAnsi="Times New Roman" w:cs="Times New Roman"/>
-                <w:sz w:val="26"/>
-                <w:szCs w:val="26"/>
-              </w:rPr>
+            <w:tcW w:w="1559" w:type="dxa"/>
+          </w:tcPr>
+          <w:p>
+            <w:pPr>
+              <w:spacing w:line="360" w:lineRule="auto"/>
+              <w:rPr>
+                <w:rFonts w:ascii="Times New Roman" w:hAnsi="Times New Roman" w:cs="Times New Roman"/>
+                <w:sz w:val="26"/>
+                <w:szCs w:val="26"/>
+              </w:rPr>
+            </w:pPr>
+            <w:r>
+              <w:rPr>
+                <w:rFonts w:ascii="Times New Roman" w:hAnsi="Times New Roman" w:cs="Times New Roman"/>
+                <w:sz w:val="26"/>
+                <w:szCs w:val="26"/>
+              </w:rPr>
+              <w:lastRenderedPageBreak/>
               <w:t>la_tai_khoan_rieng_tu</w:t>
             </w:r>
           </w:p>
         </w:tc>
         <w:tc>
           <w:tcPr>
-            <w:tcW w:w="2051" w:type="dxa"/>
+            <w:tcW w:w="3222" w:type="dxa"/>
           </w:tcPr>
           <w:p>
             <w:pPr>
@@ -11302,7 +11458,7 @@
         </w:tc>
         <w:tc>
           <w:tcPr>
-            <w:tcW w:w="1375" w:type="dxa"/>
+            <w:tcW w:w="1719" w:type="dxa"/>
           </w:tcPr>
           <w:p>
             <w:pPr>
@@ -11325,7 +11481,7 @@
         </w:tc>
         <w:tc>
           <w:tcPr>
-            <w:tcW w:w="1600" w:type="dxa"/>
+            <w:tcW w:w="1256" w:type="dxa"/>
           </w:tcPr>
           <w:p>
             <w:pPr>
@@ -11342,7 +11498,7 @@
       <w:tr>
         <w:tc>
           <w:tcPr>
-            <w:tcW w:w="2730" w:type="dxa"/>
+            <w:tcW w:w="1559" w:type="dxa"/>
           </w:tcPr>
           <w:p>
             <w:pPr>
@@ -11365,7 +11521,7 @@
         </w:tc>
         <w:tc>
           <w:tcPr>
-            <w:tcW w:w="2051" w:type="dxa"/>
+            <w:tcW w:w="3222" w:type="dxa"/>
           </w:tcPr>
           <w:p>
             <w:pPr>
@@ -11426,7 +11582,7 @@
         </w:tc>
         <w:tc>
           <w:tcPr>
-            <w:tcW w:w="1375" w:type="dxa"/>
+            <w:tcW w:w="1719" w:type="dxa"/>
           </w:tcPr>
           <w:p>
             <w:pPr>
@@ -11449,7 +11605,7 @@
         </w:tc>
         <w:tc>
           <w:tcPr>
-            <w:tcW w:w="1600" w:type="dxa"/>
+            <w:tcW w:w="1256" w:type="dxa"/>
           </w:tcPr>
           <w:p>
             <w:pPr>
@@ -11466,7 +11622,7 @@
       <w:tr>
         <w:tc>
           <w:tcPr>
-            <w:tcW w:w="2730" w:type="dxa"/>
+            <w:tcW w:w="1559" w:type="dxa"/>
           </w:tcPr>
           <w:p>
             <w:pPr>
@@ -11489,7 +11645,7 @@
         </w:tc>
         <w:tc>
           <w:tcPr>
-            <w:tcW w:w="2051" w:type="dxa"/>
+            <w:tcW w:w="3222" w:type="dxa"/>
           </w:tcPr>
           <w:p>
             <w:pPr>
@@ -11550,7 +11706,7 @@
         </w:tc>
         <w:tc>
           <w:tcPr>
-            <w:tcW w:w="1375" w:type="dxa"/>
+            <w:tcW w:w="1719" w:type="dxa"/>
           </w:tcPr>
           <w:p>
             <w:pPr>
@@ -11573,7 +11729,7 @@
         </w:tc>
         <w:tc>
           <w:tcPr>
-            <w:tcW w:w="1600" w:type="dxa"/>
+            <w:tcW w:w="1256" w:type="dxa"/>
           </w:tcPr>
           <w:p>
             <w:pPr>
@@ -11590,7 +11746,7 @@
       <w:tr>
         <w:tc>
           <w:tcPr>
-            <w:tcW w:w="2730" w:type="dxa"/>
+            <w:tcW w:w="1559" w:type="dxa"/>
           </w:tcPr>
           <w:p>
             <w:pPr>
@@ -11613,7 +11769,7 @@
         </w:tc>
         <w:tc>
           <w:tcPr>
-            <w:tcW w:w="2051" w:type="dxa"/>
+            <w:tcW w:w="3222" w:type="dxa"/>
           </w:tcPr>
           <w:p>
             <w:pPr>
@@ -11674,7 +11830,7 @@
         </w:tc>
         <w:tc>
           <w:tcPr>
-            <w:tcW w:w="1375" w:type="dxa"/>
+            <w:tcW w:w="1719" w:type="dxa"/>
           </w:tcPr>
           <w:p>
             <w:pPr>
@@ -11697,7 +11853,7 @@
         </w:tc>
         <w:tc>
           <w:tcPr>
-            <w:tcW w:w="1600" w:type="dxa"/>
+            <w:tcW w:w="1256" w:type="dxa"/>
           </w:tcPr>
           <w:p>
             <w:pPr>
@@ -11714,7 +11870,7 @@
       <w:tr>
         <w:tc>
           <w:tcPr>
-            <w:tcW w:w="2730" w:type="dxa"/>
+            <w:tcW w:w="1559" w:type="dxa"/>
           </w:tcPr>
           <w:p>
             <w:pPr>
@@ -11737,7 +11893,7 @@
         </w:tc>
         <w:tc>
           <w:tcPr>
-            <w:tcW w:w="2051" w:type="dxa"/>
+            <w:tcW w:w="3222" w:type="dxa"/>
           </w:tcPr>
           <w:p>
             <w:pPr>
@@ -11798,7 +11954,7 @@
         </w:tc>
         <w:tc>
           <w:tcPr>
-            <w:tcW w:w="1375" w:type="dxa"/>
+            <w:tcW w:w="1719" w:type="dxa"/>
           </w:tcPr>
           <w:p>
             <w:pPr>
@@ -11821,7 +11977,7 @@
         </w:tc>
         <w:tc>
           <w:tcPr>
-            <w:tcW w:w="1600" w:type="dxa"/>
+            <w:tcW w:w="1256" w:type="dxa"/>
           </w:tcPr>
           <w:p>
             <w:pPr>
@@ -11838,7 +11994,7 @@
       <w:tr>
         <w:tc>
           <w:tcPr>
-            <w:tcW w:w="2730" w:type="dxa"/>
+            <w:tcW w:w="1559" w:type="dxa"/>
           </w:tcPr>
           <w:p>
             <w:pPr>
@@ -11861,7 +12017,7 @@
         </w:tc>
         <w:tc>
           <w:tcPr>
-            <w:tcW w:w="2051" w:type="dxa"/>
+            <w:tcW w:w="3222" w:type="dxa"/>
           </w:tcPr>
           <w:p>
             <w:pPr>
@@ -11922,7 +12078,7 @@
         </w:tc>
         <w:tc>
           <w:tcPr>
-            <w:tcW w:w="1375" w:type="dxa"/>
+            <w:tcW w:w="1719" w:type="dxa"/>
           </w:tcPr>
           <w:p>
             <w:pPr>
@@ -11945,7 +12101,7 @@
         </w:tc>
         <w:tc>
           <w:tcPr>
-            <w:tcW w:w="1600" w:type="dxa"/>
+            <w:tcW w:w="1256" w:type="dxa"/>
           </w:tcPr>
           <w:p>
             <w:pPr>
@@ -11962,7 +12118,7 @@
       <w:tr>
         <w:tc>
           <w:tcPr>
-            <w:tcW w:w="2730" w:type="dxa"/>
+            <w:tcW w:w="1559" w:type="dxa"/>
           </w:tcPr>
           <w:p>
             <w:pPr>
@@ -11985,7 +12141,7 @@
         </w:tc>
         <w:tc>
           <w:tcPr>
-            <w:tcW w:w="2051" w:type="dxa"/>
+            <w:tcW w:w="3222" w:type="dxa"/>
           </w:tcPr>
           <w:p>
             <w:pPr>
@@ -12046,7 +12202,7 @@
         </w:tc>
         <w:tc>
           <w:tcPr>
-            <w:tcW w:w="1375" w:type="dxa"/>
+            <w:tcW w:w="1719" w:type="dxa"/>
           </w:tcPr>
           <w:p>
             <w:pPr>
@@ -12069,7 +12225,7 @@
         </w:tc>
         <w:tc>
           <w:tcPr>
-            <w:tcW w:w="1600" w:type="dxa"/>
+            <w:tcW w:w="1256" w:type="dxa"/>
           </w:tcPr>
           <w:p>
             <w:pPr>
@@ -12086,31 +12242,30 @@
       <w:tr>
         <w:tc>
           <w:tcPr>
-            <w:tcW w:w="2730" w:type="dxa"/>
-          </w:tcPr>
-          <w:p>
-            <w:pPr>
-              <w:spacing w:line="360" w:lineRule="auto"/>
-              <w:rPr>
-                <w:rFonts w:ascii="Times New Roman" w:hAnsi="Times New Roman" w:cs="Times New Roman"/>
-                <w:sz w:val="26"/>
-                <w:szCs w:val="26"/>
-              </w:rPr>
-            </w:pPr>
-            <w:r>
-              <w:rPr>
-                <w:rFonts w:ascii="Times New Roman" w:hAnsi="Times New Roman" w:cs="Times New Roman"/>
-                <w:sz w:val="26"/>
-                <w:szCs w:val="26"/>
-              </w:rPr>
-              <w:lastRenderedPageBreak/>
+            <w:tcW w:w="1559" w:type="dxa"/>
+          </w:tcPr>
+          <w:p>
+            <w:pPr>
+              <w:spacing w:line="360" w:lineRule="auto"/>
+              <w:rPr>
+                <w:rFonts w:ascii="Times New Roman" w:hAnsi="Times New Roman" w:cs="Times New Roman"/>
+                <w:sz w:val="26"/>
+                <w:szCs w:val="26"/>
+              </w:rPr>
+            </w:pPr>
+            <w:r>
+              <w:rPr>
+                <w:rFonts w:ascii="Times New Roman" w:hAnsi="Times New Roman" w:cs="Times New Roman"/>
+                <w:sz w:val="26"/>
+                <w:szCs w:val="26"/>
+              </w:rPr>
               <w:t>ma_nguon_ngoai</w:t>
             </w:r>
           </w:p>
         </w:tc>
         <w:tc>
           <w:tcPr>
-            <w:tcW w:w="2051" w:type="dxa"/>
+            <w:tcW w:w="3222" w:type="dxa"/>
           </w:tcPr>
           <w:p>
             <w:pPr>
@@ -12171,7 +12326,7 @@
         </w:tc>
         <w:tc>
           <w:tcPr>
-            <w:tcW w:w="1375" w:type="dxa"/>
+            <w:tcW w:w="1719" w:type="dxa"/>
           </w:tcPr>
           <w:p>
             <w:pPr>
@@ -12194,7 +12349,7 @@
         </w:tc>
         <w:tc>
           <w:tcPr>
-            <w:tcW w:w="1600" w:type="dxa"/>
+            <w:tcW w:w="1256" w:type="dxa"/>
           </w:tcPr>
           <w:p>
             <w:pPr>
@@ -12211,7 +12366,7 @@
       <w:tr>
         <w:tc>
           <w:tcPr>
-            <w:tcW w:w="2730" w:type="dxa"/>
+            <w:tcW w:w="1559" w:type="dxa"/>
           </w:tcPr>
           <w:p>
             <w:pPr>
@@ -12252,7 +12407,7 @@
         </w:tc>
         <w:tc>
           <w:tcPr>
-            <w:tcW w:w="2051" w:type="dxa"/>
+            <w:tcW w:w="3222" w:type="dxa"/>
           </w:tcPr>
           <w:p>
             <w:pPr>
@@ -12313,7 +12468,7 @@
         </w:tc>
         <w:tc>
           <w:tcPr>
-            <w:tcW w:w="1375" w:type="dxa"/>
+            <w:tcW w:w="1719" w:type="dxa"/>
           </w:tcPr>
           <w:p>
             <w:pPr>
@@ -12336,7 +12491,7 @@
         </w:tc>
         <w:tc>
           <w:tcPr>
-            <w:tcW w:w="1600" w:type="dxa"/>
+            <w:tcW w:w="1256" w:type="dxa"/>
           </w:tcPr>
           <w:p>
             <w:pPr>
@@ -12353,7 +12508,7 @@
       <w:tr>
         <w:tc>
           <w:tcPr>
-            <w:tcW w:w="2730" w:type="dxa"/>
+            <w:tcW w:w="1559" w:type="dxa"/>
           </w:tcPr>
           <w:p>
             <w:pPr>
@@ -12394,7 +12549,7 @@
         </w:tc>
         <w:tc>
           <w:tcPr>
-            <w:tcW w:w="2051" w:type="dxa"/>
+            <w:tcW w:w="3222" w:type="dxa"/>
           </w:tcPr>
           <w:p>
             <w:pPr>
@@ -12455,7 +12610,7 @@
         </w:tc>
         <w:tc>
           <w:tcPr>
-            <w:tcW w:w="1375" w:type="dxa"/>
+            <w:tcW w:w="1719" w:type="dxa"/>
           </w:tcPr>
           <w:p>
             <w:pPr>
@@ -12478,7 +12633,7 @@
         </w:tc>
         <w:tc>
           <w:tcPr>
-            <w:tcW w:w="1600" w:type="dxa"/>
+            <w:tcW w:w="1256" w:type="dxa"/>
           </w:tcPr>
           <w:p>
             <w:pPr>
@@ -12495,7 +12650,7 @@
       <w:tr>
         <w:tc>
           <w:tcPr>
-            <w:tcW w:w="2730" w:type="dxa"/>
+            <w:tcW w:w="1559" w:type="dxa"/>
           </w:tcPr>
           <w:p>
             <w:pPr>
@@ -12518,7 +12673,7 @@
         </w:tc>
         <w:tc>
           <w:tcPr>
-            <w:tcW w:w="2051" w:type="dxa"/>
+            <w:tcW w:w="3222" w:type="dxa"/>
           </w:tcPr>
           <w:p>
             <w:pPr>
@@ -12579,7 +12734,7 @@
         </w:tc>
         <w:tc>
           <w:tcPr>
-            <w:tcW w:w="1375" w:type="dxa"/>
+            <w:tcW w:w="1719" w:type="dxa"/>
           </w:tcPr>
           <w:p>
             <w:pPr>
@@ -12602,7 +12757,7 @@
         </w:tc>
         <w:tc>
           <w:tcPr>
-            <w:tcW w:w="1600" w:type="dxa"/>
+            <w:tcW w:w="1256" w:type="dxa"/>
           </w:tcPr>
           <w:p>
             <w:pPr>
@@ -12619,7 +12774,7 @@
       <w:tr>
         <w:tc>
           <w:tcPr>
-            <w:tcW w:w="2730" w:type="dxa"/>
+            <w:tcW w:w="1559" w:type="dxa"/>
           </w:tcPr>
           <w:p>
             <w:pPr>
@@ -12642,7 +12797,7 @@
         </w:tc>
         <w:tc>
           <w:tcPr>
-            <w:tcW w:w="2051" w:type="dxa"/>
+            <w:tcW w:w="3222" w:type="dxa"/>
           </w:tcPr>
           <w:p>
             <w:pPr>
@@ -12703,7 +12858,7 @@
         </w:tc>
         <w:tc>
           <w:tcPr>
-            <w:tcW w:w="1375" w:type="dxa"/>
+            <w:tcW w:w="1719" w:type="dxa"/>
           </w:tcPr>
           <w:p>
             <w:pPr>
@@ -12744,7 +12899,7 @@
         </w:tc>
         <w:tc>
           <w:tcPr>
-            <w:tcW w:w="1600" w:type="dxa"/>
+            <w:tcW w:w="1256" w:type="dxa"/>
           </w:tcPr>
           <w:p>
             <w:pPr>
@@ -12761,7 +12916,7 @@
       <w:tr>
         <w:tc>
           <w:tcPr>
-            <w:tcW w:w="2730" w:type="dxa"/>
+            <w:tcW w:w="1559" w:type="dxa"/>
           </w:tcPr>
           <w:p>
             <w:pPr>
@@ -12784,7 +12939,7 @@
         </w:tc>
         <w:tc>
           <w:tcPr>
-            <w:tcW w:w="2051" w:type="dxa"/>
+            <w:tcW w:w="3222" w:type="dxa"/>
           </w:tcPr>
           <w:p>
             <w:pPr>
@@ -12845,7 +13000,7 @@
         </w:tc>
         <w:tc>
           <w:tcPr>
-            <w:tcW w:w="1375" w:type="dxa"/>
+            <w:tcW w:w="1719" w:type="dxa"/>
           </w:tcPr>
           <w:p>
             <w:pPr>
@@ -12868,7 +13023,7 @@
         </w:tc>
         <w:tc>
           <w:tcPr>
-            <w:tcW w:w="1600" w:type="dxa"/>
+            <w:tcW w:w="1256" w:type="dxa"/>
           </w:tcPr>
           <w:p>
             <w:pPr>
@@ -12970,6 +13125,7 @@
                 <w:sz w:val="26"/>
                 <w:szCs w:val="26"/>
               </w:rPr>
+              <w:lastRenderedPageBreak/>
               <w:t>Field</w:t>
             </w:r>
           </w:p>
@@ -14999,7 +15155,6 @@
                 <w:sz w:val="26"/>
                 <w:szCs w:val="26"/>
               </w:rPr>
-              <w:lastRenderedPageBreak/>
               <w:t>mac_dinh</w:t>
             </w:r>
           </w:p>
@@ -15023,7 +15178,6 @@
                 <w:sz w:val="26"/>
                 <w:szCs w:val="26"/>
               </w:rPr>
-              <w:lastRenderedPageBreak/>
               <w:t>DECIMAL(14,2)</w:t>
             </w:r>
           </w:p>
@@ -15128,7 +15282,6 @@
                 <w:sz w:val="26"/>
                 <w:szCs w:val="26"/>
               </w:rPr>
-              <w:lastRenderedPageBreak/>
               <w:t>trang_thai_hoat_dong</w:t>
             </w:r>
           </w:p>
@@ -16080,6 +16233,7 @@
                 <w:sz w:val="26"/>
                 <w:szCs w:val="26"/>
               </w:rPr>
+              <w:lastRenderedPageBreak/>
               <w:t>Field</w:t>
             </w:r>
           </w:p>
@@ -18173,7 +18327,6 @@
                 <w:sz w:val="26"/>
                 <w:szCs w:val="26"/>
               </w:rPr>
-              <w:lastRenderedPageBreak/>
               <w:t>ngay_cap_nhat</w:t>
             </w:r>
           </w:p>
@@ -19433,6 +19586,7 @@
                 <w:sz w:val="26"/>
                 <w:szCs w:val="26"/>
               </w:rPr>
+              <w:lastRenderedPageBreak/>
               <w:t>noi_dung</w:t>
             </w:r>
           </w:p>
@@ -21439,7 +21593,6 @@
                 <w:sz w:val="26"/>
                 <w:szCs w:val="26"/>
               </w:rPr>
-              <w:lastRenderedPageBreak/>
               <w:t>noi_dung</w:t>
             </w:r>
           </w:p>
@@ -22594,6 +22747,7 @@
                 <w:sz w:val="26"/>
                 <w:szCs w:val="26"/>
               </w:rPr>
+              <w:lastRenderedPageBreak/>
               <w:t>id_cua_hang</w:t>
             </w:r>
           </w:p>
@@ -24713,7 +24867,6 @@
                 <w:sz w:val="26"/>
                 <w:szCs w:val="26"/>
               </w:rPr>
-              <w:lastRenderedPageBreak/>
               <w:t>ly_do_tra_hang</w:t>
             </w:r>
           </w:p>
@@ -26143,6 +26296,7 @@
                 <w:sz w:val="26"/>
                 <w:szCs w:val="26"/>
               </w:rPr>
+              <w:lastRenderedPageBreak/>
               <w:t>id_mon_an</w:t>
             </w:r>
           </w:p>
@@ -28058,7 +28212,6 @@
                 <w:sz w:val="26"/>
                 <w:szCs w:val="26"/>
               </w:rPr>
-              <w:lastRenderedPageBreak/>
               <w:t>thoi_gian_cap_nhat</w:t>
             </w:r>
           </w:p>
@@ -29365,6 +29518,7 @@
                 <w:sz w:val="26"/>
                 <w:szCs w:val="26"/>
               </w:rPr>
+              <w:lastRenderedPageBreak/>
               <w:t>gia_tri_toi_da</w:t>
             </w:r>
           </w:p>
@@ -31169,7 +31323,6 @@
                 <w:sz w:val="26"/>
                 <w:szCs w:val="26"/>
               </w:rPr>
-              <w:lastRenderedPageBreak/>
               <w:t>loai_doi_tuong</w:t>
             </w:r>
           </w:p>
@@ -32591,6 +32744,7 @@
                 <w:sz w:val="26"/>
                 <w:szCs w:val="26"/>
               </w:rPr>
+              <w:lastRenderedPageBreak/>
               <w:t>id_nguoi_bao_cao</w:t>
             </w:r>
           </w:p>
@@ -34352,7 +34506,6 @@
                 <w:sz w:val="26"/>
                 <w:szCs w:val="26"/>
               </w:rPr>
-              <w:lastRenderedPageBreak/>
               <w:t>TIMESTAMP</w:t>
             </w:r>
           </w:p>
@@ -34393,7 +34546,6 @@
                 <w:sz w:val="26"/>
                 <w:szCs w:val="26"/>
               </w:rPr>
-              <w:lastRenderedPageBreak/>
               <w:t>thoi_gian_xu_ly</w:t>
             </w:r>
           </w:p>
@@ -35814,6 +35966,7 @@
                 <w:sz w:val="26"/>
                 <w:szCs w:val="26"/>
               </w:rPr>
+              <w:lastRenderedPageBreak/>
               <w:t>thoi_gian_gui</w:t>
             </w:r>
           </w:p>
@@ -37377,7 +37530,6 @@
                 <w:sz w:val="26"/>
                 <w:szCs w:val="26"/>
               </w:rPr>
-              <w:lastRenderedPageBreak/>
               <w:t>dia_chi_kinh_doanh</w:t>
             </w:r>
           </w:p>
@@ -38621,6 +38773,7 @@
                 <w:sz w:val="26"/>
                 <w:szCs w:val="26"/>
               </w:rPr>
+              <w:lastRenderedPageBreak/>
               <w:t>thoi_gian_gui</w:t>
             </w:r>
           </w:p>
@@ -40431,7 +40584,6 @@
                 <w:sz w:val="26"/>
                 <w:szCs w:val="26"/>
               </w:rPr>
-              <w:lastRenderedPageBreak/>
               <w:t>ngay_tao</w:t>
             </w:r>
           </w:p>
@@ -41861,6 +42013,7 @@
                 <w:sz w:val="26"/>
                 <w:szCs w:val="26"/>
               </w:rPr>
+              <w:lastRenderedPageBreak/>
               <w:t>het_han_luc</w:t>
             </w:r>
           </w:p>
@@ -43653,7 +43806,6 @@
                 <w:sz w:val="26"/>
                 <w:szCs w:val="26"/>
               </w:rPr>
-              <w:lastRenderedPageBreak/>
               <w:t>ngay_tao</w:t>
             </w:r>
           </w:p>
@@ -45053,6 +45205,7 @@
                 <w:sz w:val="26"/>
                 <w:szCs w:val="26"/>
               </w:rPr>
+              <w:lastRenderedPageBreak/>
               <w:t>TIMESTAMP</w:t>
             </w:r>
           </w:p>
@@ -45096,6 +45249,7 @@
           <w:szCs w:val="26"/>
           <w:lang w:val="vi-VN"/>
         </w:rPr>
+        <w:lastRenderedPageBreak/>
         <w:t xml:space="preserve">Table </w:t>
       </w:r>
       <w:r>
@@ -46098,7 +46252,7 @@
         <w:sz w:val="26"/>
         <w:szCs w:val="26"/>
       </w:rPr>
-      <w:t>21</w:t>
+      <w:t>22</w:t>
     </w:r>
     <w:r>
       <w:rPr>
@@ -46826,6 +46980,119 @@
     </w:lvl>
   </w:abstractNum>
   <w:abstractNum w:abstractNumId="5" w15:restartNumberingAfterBreak="0">
+    <w:nsid w:val="705241CD"/>
+    <w:multiLevelType w:val="hybridMultilevel"/>
+    <w:tmpl w:val="1100AC40"/>
+    <w:lvl w:ilvl="0" w:tplc="0409000D">
+      <w:start w:val="1"/>
+      <w:numFmt w:val="bullet"/>
+      <w:lvlText w:val=""/>
+      <w:lvlJc w:val="left"/>
+      <w:pPr>
+        <w:ind w:left="1434" w:hanging="360"/>
+      </w:pPr>
+      <w:rPr>
+        <w:rFonts w:ascii="Wingdings" w:hAnsi="Wingdings" w:hint="default"/>
+      </w:rPr>
+    </w:lvl>
+    <w:lvl w:ilvl="1" w:tplc="042A0003" w:tentative="1">
+      <w:start w:val="1"/>
+      <w:numFmt w:val="bullet"/>
+      <w:lvlText w:val="o"/>
+      <w:lvlJc w:val="left"/>
+      <w:pPr>
+        <w:ind w:left="2154" w:hanging="360"/>
+      </w:pPr>
+      <w:rPr>
+        <w:rFonts w:ascii="Courier New" w:hAnsi="Courier New" w:cs="Courier New" w:hint="default"/>
+      </w:rPr>
+    </w:lvl>
+    <w:lvl w:ilvl="2" w:tplc="042A0005" w:tentative="1">
+      <w:start w:val="1"/>
+      <w:numFmt w:val="bullet"/>
+      <w:lvlText w:val=""/>
+      <w:lvlJc w:val="left"/>
+      <w:pPr>
+        <w:ind w:left="2874" w:hanging="360"/>
+      </w:pPr>
+      <w:rPr>
+        <w:rFonts w:ascii="Wingdings" w:hAnsi="Wingdings" w:hint="default"/>
+      </w:rPr>
+    </w:lvl>
+    <w:lvl w:ilvl="3" w:tplc="042A0001" w:tentative="1">
+      <w:start w:val="1"/>
+      <w:numFmt w:val="bullet"/>
+      <w:lvlText w:val=""/>
+      <w:lvlJc w:val="left"/>
+      <w:pPr>
+        <w:ind w:left="3594" w:hanging="360"/>
+      </w:pPr>
+      <w:rPr>
+        <w:rFonts w:ascii="Symbol" w:hAnsi="Symbol" w:hint="default"/>
+      </w:rPr>
+    </w:lvl>
+    <w:lvl w:ilvl="4" w:tplc="042A0003" w:tentative="1">
+      <w:start w:val="1"/>
+      <w:numFmt w:val="bullet"/>
+      <w:lvlText w:val="o"/>
+      <w:lvlJc w:val="left"/>
+      <w:pPr>
+        <w:ind w:left="4314" w:hanging="360"/>
+      </w:pPr>
+      <w:rPr>
+        <w:rFonts w:ascii="Courier New" w:hAnsi="Courier New" w:cs="Courier New" w:hint="default"/>
+      </w:rPr>
+    </w:lvl>
+    <w:lvl w:ilvl="5" w:tplc="042A0005" w:tentative="1">
+      <w:start w:val="1"/>
+      <w:numFmt w:val="bullet"/>
+      <w:lvlText w:val=""/>
+      <w:lvlJc w:val="left"/>
+      <w:pPr>
+        <w:ind w:left="5034" w:hanging="360"/>
+      </w:pPr>
+      <w:rPr>
+        <w:rFonts w:ascii="Wingdings" w:hAnsi="Wingdings" w:hint="default"/>
+      </w:rPr>
+    </w:lvl>
+    <w:lvl w:ilvl="6" w:tplc="042A0001" w:tentative="1">
+      <w:start w:val="1"/>
+      <w:numFmt w:val="bullet"/>
+      <w:lvlText w:val=""/>
+      <w:lvlJc w:val="left"/>
+      <w:pPr>
+        <w:ind w:left="5754" w:hanging="360"/>
+      </w:pPr>
+      <w:rPr>
+        <w:rFonts w:ascii="Symbol" w:hAnsi="Symbol" w:hint="default"/>
+      </w:rPr>
+    </w:lvl>
+    <w:lvl w:ilvl="7" w:tplc="042A0003" w:tentative="1">
+      <w:start w:val="1"/>
+      <w:numFmt w:val="bullet"/>
+      <w:lvlText w:val="o"/>
+      <w:lvlJc w:val="left"/>
+      <w:pPr>
+        <w:ind w:left="6474" w:hanging="360"/>
+      </w:pPr>
+      <w:rPr>
+        <w:rFonts w:ascii="Courier New" w:hAnsi="Courier New" w:cs="Courier New" w:hint="default"/>
+      </w:rPr>
+    </w:lvl>
+    <w:lvl w:ilvl="8" w:tplc="042A0005" w:tentative="1">
+      <w:start w:val="1"/>
+      <w:numFmt w:val="bullet"/>
+      <w:lvlText w:val=""/>
+      <w:lvlJc w:val="left"/>
+      <w:pPr>
+        <w:ind w:left="7194" w:hanging="360"/>
+      </w:pPr>
+      <w:rPr>
+        <w:rFonts w:ascii="Wingdings" w:hAnsi="Wingdings" w:hint="default"/>
+      </w:rPr>
+    </w:lvl>
+  </w:abstractNum>
+  <w:abstractNum w:abstractNumId="6" w15:restartNumberingAfterBreak="0">
     <w:nsid w:val="70A7157F"/>
     <w:multiLevelType w:val="hybridMultilevel"/>
     <w:tmpl w:val="D69C96A0"/>
@@ -46942,7 +47209,7 @@
     <w:abstractNumId w:val="1"/>
   </w:num>
   <w:num w:numId="2">
-    <w:abstractNumId w:val="5"/>
+    <w:abstractNumId w:val="6"/>
   </w:num>
   <w:num w:numId="3">
     <w:abstractNumId w:val="0"/>
@@ -46955,6 +47222,9 @@
   </w:num>
   <w:num w:numId="6">
     <w:abstractNumId w:val="3"/>
+  </w:num>
+  <w:num w:numId="7">
+    <w:abstractNumId w:val="5"/>
   </w:num>
   <w:numIdMacAtCleanup w:val="3"/>
 </w:numbering>
@@ -48010,7 +48280,7 @@
 </file>
 
 <file path=customXml/itemProps1.xml><?xml version="1.0" encoding="utf-8"?>
-<ds:datastoreItem xmlns:ds="http://schemas.openxmlformats.org/officeDocument/2006/customXml" ds:itemID="{29C9325A-6BA5-4F16-B1B6-DE741FE4C77E}">
+<ds:datastoreItem xmlns:ds="http://schemas.openxmlformats.org/officeDocument/2006/customXml" ds:itemID="{AABDDEBD-D7F0-48B2-A8DE-58173347EC0A}">
   <ds:schemaRefs>
     <ds:schemaRef ds:uri="http://schemas.openxmlformats.org/officeDocument/2006/bibliography"/>
   </ds:schemaRefs>
